--- a/public/templates/documentos/hipossuficiencia-template.docx
+++ b/public/templates/documentos/hipossuficiencia-template.docx
@@ -112,7 +112,7 @@
           <w:szCs w:val="24"/>
           <w:lang w:val="pt-PT"/>
         </w:rPr>
-        <w:t>{{NOME_CLIENTE}}</w:t>
+        <w:t>PAULINA FERNANDES DE LIMA DA COSTA</w:t>
       </w:r>
       <w:r>
         <w:rPr>
@@ -135,7 +135,7 @@
           <w:szCs w:val="24"/>
           <w:lang w:val="pt-PT"/>
         </w:rPr>
-        <w:t>{{CPF_CNPJ}}</w:t>
+        <w:t>044.635.976-92</w:t>
       </w:r>
       <w:r>
         <w:rPr>
@@ -143,7 +143,7 @@
           <w:sz w:val="24"/>
           <w:szCs w:val="24"/>
         </w:rPr>
-        <w:t>, identidade n. MG-11.939.315, residente e domiciliada na {{ENDERECO}}</w:t>
+        <w:t>, identidade n. MG-11.939.315, residente e domiciliada na Rua Jorge de Lima, 75 - bairro Cruzeiro - Ribeirão das Neves – Minas Gerais – CEP:33.903-240</w:t>
       </w:r>
       <w:r>
         <w:rPr>
@@ -156,7 +156,7 @@
         <w:rPr>
           <w:sz w:val="24"/>
         </w:rPr>
-        <w:t xml:space="preserve"> para os fins de {{FINALIDADE_HIPOSSUFICIENCIA}} e nos termos da Lei nº1.060/50 e da Lei nº 7.115/83, ser pobre no sentido legal, não podendo, assim, pagar as custas processuais e os honorários advocatícios, sem prejuízo do sustento próprio ou da família.</w:t>
+        <w:t xml:space="preserve"> para os fins de direito e nos termos da Lei nº1.060/50 e da Lei nº 7.115/83, ser pobre no sentido legal, não podendo, assim, pagar as custas processuais e os honorários advocatícios, sem prejuízo do sustento próprio ou da família.</w:t>
       </w:r>
     </w:p>
     <w:p>
@@ -360,7 +360,7 @@
           <w:u w:val="none"/>
           <w:lang w:val="pt-BR"/>
         </w:rPr>
-        <w:t>{{NOME_CLIENTE}}</w:t>
+        <w:t>PAULINA FERNANDES DA LIMA COSTA</w:t>
       </w:r>
     </w:p>
     <w:sectPr>

--- a/public/templates/documentos/hipossuficiencia-template.docx
+++ b/public/templates/documentos/hipossuficiencia-template.docx
@@ -112,7 +112,7 @@
           <w:szCs w:val="24"/>
           <w:lang w:val="pt-PT"/>
         </w:rPr>
-        <w:t>PAULINA FERNANDES DE LIMA DA COSTA</w:t>
+        <w:t>{{NOME_CLIENTE}}</w:t>
       </w:r>
       <w:r>
         <w:rPr>
@@ -143,7 +143,7 @@
           <w:sz w:val="24"/>
           <w:szCs w:val="24"/>
         </w:rPr>
-        <w:t>, identidade n. MG-11.939.315, residente e domiciliada na Rua Jorge de Lima, 75 - bairro Cruzeiro - Ribeirão das Neves – Minas Gerais – CEP:33.903-240</w:t>
+        <w:t>, identidade n. {{DOCUMENTO_IDENTIDADE}}, residente e domiciliada na {{ENDERECO}}</w:t>
       </w:r>
       <w:r>
         <w:rPr>
@@ -156,7 +156,7 @@
         <w:rPr>
           <w:sz w:val="24"/>
         </w:rPr>
-        <w:t xml:space="preserve"> para os fins de direito e nos termos da Lei nº1.060/50 e da Lei nº 7.115/83, ser pobre no sentido legal, não podendo, assim, pagar as custas processuais e os honorários advocatícios, sem prejuízo do sustento próprio ou da família.</w:t>
+        <w:t xml:space="preserve"> para os fins de direito e nos termos da Lei nº1.060/50 e da Lei nº 7.115/83, ser pobre no sentido legal, não podendo, assim, pagar as custas processuais e os honorários advocatícios, sem prejuízo do sustento próprio ou da família. Finalidade: {{FINALIDADE_HIPOSSUFICIENCIA}}.</w:t>
       </w:r>
     </w:p>
     <w:p>
@@ -360,7 +360,7 @@
           <w:u w:val="none"/>
           <w:lang w:val="pt-BR"/>
         </w:rPr>
-        <w:t>PAULINA FERNANDES DA LIMA COSTA</w:t>
+        <w:t>{{NOME_CLIENTE}}</w:t>
       </w:r>
     </w:p>
     <w:sectPr>
